--- a/OrganizationConstitution.docx
+++ b/OrganizationConstitution.docx
@@ -525,23 +525,7 @@
           <w:color w:val="auto"/>
           <w:sz w:val="24"/>
         </w:rPr>
-        <w:t xml:space="preserve">To provide a rich environment in which to learn </w:t>
-      </w:r>
-      <w:r>
-        <w:rPr>
-          <w:rFonts w:ascii="Times New Roman" w:eastAsia="Times New Roman" w:hAnsi="Times New Roman" w:cs="Times New Roman"/>
-          <w:color w:val="auto"/>
-          <w:sz w:val="24"/>
-        </w:rPr>
-        <w:t xml:space="preserve">the tools associated </w:t>
-      </w:r>
-      <w:r>
-        <w:rPr>
-          <w:rFonts w:ascii="Times New Roman" w:eastAsia="Times New Roman" w:hAnsi="Times New Roman" w:cs="Times New Roman"/>
-          <w:color w:val="auto"/>
-          <w:sz w:val="24"/>
-        </w:rPr>
-        <w:t>with game development.</w:t>
+        <w:t>To provide a rich environment in which to learn the tools associated with game development.</w:t>
       </w:r>
     </w:p>
     <w:p>
@@ -1073,16 +1057,7 @@
           <w:color w:val="auto"/>
           <w:sz w:val="24"/>
         </w:rPr>
-        <w:t>There are no financial obligations for membership.</w:t>
-      </w:r>
-      <w:r>
-        <w:rPr>
-          <w:rFonts w:ascii="Times New Roman" w:eastAsia="Times New Roman" w:hAnsi="Times New Roman" w:cs="Times New Roman"/>
-          <w:bCs/>
-          <w:color w:val="auto"/>
-          <w:sz w:val="24"/>
-        </w:rPr>
-        <w:t xml:space="preserve"> </w:t>
+        <w:t xml:space="preserve">There are no financial obligations for membership. </w:t>
       </w:r>
     </w:p>
     <w:p>
@@ -2040,39 +2015,15 @@
           <w:color w:val="auto"/>
           <w:sz w:val="24"/>
         </w:rPr>
-        <w:t xml:space="preserve">the </w:t>
-      </w:r>
-      <w:r>
-        <w:rPr>
-          <w:rFonts w:ascii="Times New Roman" w:eastAsia="Times New Roman" w:hAnsi="Times New Roman" w:cs="Times New Roman"/>
-          <w:color w:val="auto"/>
-          <w:sz w:val="24"/>
-        </w:rPr>
-        <w:t>majority</w:t>
-      </w:r>
-      <w:r>
-        <w:rPr>
-          <w:rFonts w:ascii="Times New Roman" w:eastAsia="Times New Roman" w:hAnsi="Times New Roman" w:cs="Times New Roman"/>
-          <w:color w:val="auto"/>
-          <w:sz w:val="24"/>
-        </w:rPr>
-        <w:t>,</w:t>
-      </w:r>
-      <w:r>
-        <w:rPr>
-          <w:rFonts w:ascii="Times New Roman" w:eastAsia="Times New Roman" w:hAnsi="Times New Roman" w:cs="Times New Roman"/>
-          <w:color w:val="auto"/>
-          <w:sz w:val="24"/>
-        </w:rPr>
-        <w:t xml:space="preserve"> greater than one half</w:t>
-      </w:r>
-      <w:r>
-        <w:rPr>
-          <w:rFonts w:ascii="Times New Roman" w:eastAsia="Times New Roman" w:hAnsi="Times New Roman" w:cs="Times New Roman"/>
-          <w:color w:val="auto"/>
-          <w:sz w:val="24"/>
-        </w:rPr>
-        <w:t>,</w:t>
+        <w:t>the</w:t>
+      </w:r>
+      <w:r>
+        <w:rPr>
+          <w:rFonts w:ascii="Times New Roman" w:eastAsia="Times New Roman" w:hAnsi="Times New Roman" w:cs="Times New Roman"/>
+          <w:color w:val="auto"/>
+          <w:sz w:val="24"/>
+        </w:rPr>
+        <w:t xml:space="preserve"> largest fraction</w:t>
       </w:r>
       <w:r>
         <w:rPr>
@@ -3065,13 +3016,7 @@
         <w:rPr>
           <w:color w:val="auto"/>
         </w:rPr>
-        <w:t xml:space="preserve"> </w:t>
-      </w:r>
-      <w:r>
-        <w:rPr>
-          <w:color w:val="auto"/>
-        </w:rPr>
-        <w:t>XXI</w:t>
+        <w:t xml:space="preserve"> XXI</w:t>
       </w:r>
       <w:r>
         <w:rPr>
@@ -4433,6 +4378,7 @@
   <w:style w:type="character" w:default="1" w:styleId="DefaultParagraphFont">
     <w:name w:val="Default Paragraph Font"/>
     <w:uiPriority w:val="1"/>
+    <w:semiHidden/>
     <w:unhideWhenUsed/>
   </w:style>
   <w:style w:type="table" w:default="1" w:styleId="TableNormal">
